--- a/Documentation28448/Comparison.docx
+++ b/Documentation28448/Comparison.docx
@@ -10,9 +10,9 @@
       </w:tblPr>
       <w:tblGrid>
         <w:gridCol w:w="1942"/>
-        <w:gridCol w:w="903"/>
+        <w:gridCol w:w="920"/>
         <w:gridCol w:w="2059"/>
-        <w:gridCol w:w="1268"/>
+        <w:gridCol w:w="1289"/>
       </w:tblGrid>
       <w:tr>
         <w:tc>
@@ -20,7 +20,17 @@
             <w:tcW w:w="0" w:type="auto"/>
           </w:tcPr>
           <w:p>
-            <w:r>
+            <w:pPr>
+              <w:rPr>
+                <w:b/>
+                <w:bCs/>
+              </w:rPr>
+            </w:pPr>
+            <w:r>
+              <w:rPr>
+                <w:b/>
+                <w:bCs/>
+              </w:rPr>
               <w:t>Features</w:t>
             </w:r>
           </w:p>
@@ -30,7 +40,17 @@
             <w:tcW w:w="0" w:type="auto"/>
           </w:tcPr>
           <w:p>
-            <w:r>
+            <w:pPr>
+              <w:rPr>
+                <w:b/>
+                <w:bCs/>
+              </w:rPr>
+            </w:pPr>
+            <w:r>
+              <w:rPr>
+                <w:b/>
+                <w:bCs/>
+              </w:rPr>
               <w:t>MySQL</w:t>
             </w:r>
           </w:p>
@@ -40,7 +60,17 @@
             <w:tcW w:w="0" w:type="auto"/>
           </w:tcPr>
           <w:p>
-            <w:r>
+            <w:pPr>
+              <w:rPr>
+                <w:b/>
+                <w:bCs/>
+              </w:rPr>
+            </w:pPr>
+            <w:r>
+              <w:rPr>
+                <w:b/>
+                <w:bCs/>
+              </w:rPr>
               <w:t>PostgreSQL</w:t>
             </w:r>
           </w:p>
@@ -50,7 +80,17 @@
             <w:tcW w:w="0" w:type="auto"/>
           </w:tcPr>
           <w:p>
-            <w:r>
+            <w:pPr>
+              <w:rPr>
+                <w:b/>
+                <w:bCs/>
+              </w:rPr>
+            </w:pPr>
+            <w:r>
+              <w:rPr>
+                <w:b/>
+                <w:bCs/>
+              </w:rPr>
               <w:t>SQL Server</w:t>
             </w:r>
           </w:p>

--- a/Documentation28448/Comparison.docx
+++ b/Documentation28448/Comparison.docx
@@ -2,6 +2,63 @@
 <file path=word/document.xml><?xml version="1.0" encoding="utf-8"?>
 <w:document xmlns:wpc="http://schemas.microsoft.com/office/word/2010/wordprocessingCanvas" xmlns:cx="http://schemas.microsoft.com/office/drawing/2014/chartex" xmlns:cx1="http://schemas.microsoft.com/office/drawing/2015/9/8/chartex" xmlns:cx2="http://schemas.microsoft.com/office/drawing/2015/10/21/chartex" xmlns:cx3="http://schemas.microsoft.com/office/drawing/2016/5/9/chartex" xmlns:cx4="http://schemas.microsoft.com/office/drawing/2016/5/10/chartex" xmlns:cx5="http://schemas.microsoft.com/office/drawing/2016/5/11/chartex" xmlns:cx6="http://schemas.microsoft.com/office/drawing/2016/5/12/chartex" xmlns:cx7="http://schemas.microsoft.com/office/drawing/2016/5/13/chartex" xmlns:cx8="http://schemas.microsoft.com/office/drawing/2016/5/14/chartex" xmlns:mc="http://schemas.openxmlformats.org/markup-compatibility/2006" xmlns:aink="http://schemas.microsoft.com/office/drawing/2016/ink" xmlns:am3d="http://schemas.microsoft.com/office/drawing/2017/model3d" xmlns:o="urn:schemas-microsoft-com:office:office" xmlns:oel="http://schemas.microsoft.com/office/2019/extlst" xmlns:r="http://schemas.openxmlformats.org/officeDocument/2006/relationships" xmlns:m="http://schemas.openxmlformats.org/officeDocument/2006/math" xmlns:v="urn:schemas-microsoft-com:vml" xmlns:wp14="http://schemas.microsoft.com/office/word/2010/wordprocessingDrawing" xmlns:wp="http://schemas.openxmlformats.org/drawingml/2006/wordprocessingDrawing" xmlns:w10="urn:schemas-microsoft-com:office:word" xmlns:w="http://schemas.openxmlformats.org/wordprocessingml/2006/main" xmlns:w14="http://schemas.microsoft.com/office/word/2010/wordml" xmlns:w15="http://schemas.microsoft.com/office/word/2012/wordml" xmlns:w16cex="http://schemas.microsoft.com/office/word/2018/wordml/cex" xmlns:w16cid="http://schemas.microsoft.com/office/word/2016/wordml/cid" xmlns:w16="http://schemas.microsoft.com/office/word/2018/wordml" xmlns:w16du="http://schemas.microsoft.com/office/word/2023/wordml/word16du" xmlns:w16sdtdh="http://schemas.microsoft.com/office/word/2020/wordml/sdtdatahash" xmlns:w16sdtfl="http://schemas.microsoft.com/office/word/2024/wordml/sdtformatlock" xmlns:w16se="http://schemas.microsoft.com/office/word/2015/wordml/symex" xmlns:wpg="http://schemas.microsoft.com/office/word/2010/wordprocessingGroup" xmlns:wpi="http://schemas.microsoft.com/office/word/2010/wordprocessingInk" xmlns:wne="http://schemas.microsoft.com/office/word/2006/wordml" xmlns:wps="http://schemas.microsoft.com/office/word/2010/wordprocessingShape" mc:Ignorable="w14 w15 w16se w16cid w16 w16cex w16sdtdh w16sdtfl w16du wp14">
   <w:body>
+    <w:p>
+      <w:pPr>
+        <w:rPr>
+          <w:b/>
+          <w:bCs/>
+          <w:u w:val="single"/>
+        </w:rPr>
+      </w:pPr>
+      <w:r>
+        <w:rPr>
+          <w:b/>
+          <w:bCs/>
+          <w:u w:val="single"/>
+        </w:rPr>
+        <w:t>COMPARISON OF RDBMS TOOLS</w:t>
+      </w:r>
+    </w:p>
+    <w:p>
+      <w:r>
+        <w:t xml:space="preserve">RDBMS is a type of DBMS that store data in tables </w:t>
+      </w:r>
+      <w:r>
+        <w:t>consisting</w:t>
+      </w:r>
+      <w:r>
+        <w:t xml:space="preserve"> of rows and </w:t>
+      </w:r>
+      <w:r>
+        <w:t>columns</w:t>
+      </w:r>
+      <w:r>
+        <w:t>.</w:t>
+      </w:r>
+    </w:p>
+    <w:p>
+      <w:r>
+        <w:t xml:space="preserve">The tables are related to one another using keys such as Primary key </w:t>
+      </w:r>
+      <w:r>
+        <w:t>and</w:t>
+      </w:r>
+      <w:r>
+        <w:t xml:space="preserve"> </w:t>
+      </w:r>
+      <w:r>
+        <w:t>foreign</w:t>
+      </w:r>
+      <w:r>
+        <w:t xml:space="preserve"> </w:t>
+      </w:r>
+      <w:r>
+        <w:t>keys. There</w:t>
+      </w:r>
+      <w:r>
+        <w:t xml:space="preserve"> many RDBMS but here are the main three and their comparison.</w:t>
+      </w:r>
+    </w:p>
     <w:tbl>
       <w:tblPr>
         <w:tblStyle w:val="TableGrid"/>
@@ -316,6 +373,56 @@
     </w:sectPr>
   </w:body>
 </w:document>
+</file>
+
+<file path=word/endnotes.xml><?xml version="1.0" encoding="utf-8"?>
+<w:endnotes xmlns:wpc="http://schemas.microsoft.com/office/word/2010/wordprocessingCanvas" xmlns:cx="http://schemas.microsoft.com/office/drawing/2014/chartex" xmlns:cx1="http://schemas.microsoft.com/office/drawing/2015/9/8/chartex" xmlns:cx2="http://schemas.microsoft.com/office/drawing/2015/10/21/chartex" xmlns:cx3="http://schemas.microsoft.com/office/drawing/2016/5/9/chartex" xmlns:cx4="http://schemas.microsoft.com/office/drawing/2016/5/10/chartex" xmlns:cx5="http://schemas.microsoft.com/office/drawing/2016/5/11/chartex" xmlns:cx6="http://schemas.microsoft.com/office/drawing/2016/5/12/chartex" xmlns:cx7="http://schemas.microsoft.com/office/drawing/2016/5/13/chartex" xmlns:cx8="http://schemas.microsoft.com/office/drawing/2016/5/14/chartex" xmlns:mc="http://schemas.openxmlformats.org/markup-compatibility/2006" xmlns:aink="http://schemas.microsoft.com/office/drawing/2016/ink" xmlns:am3d="http://schemas.microsoft.com/office/drawing/2017/model3d" xmlns:o="urn:schemas-microsoft-com:office:office" xmlns:oel="http://schemas.microsoft.com/office/2019/extlst" xmlns:r="http://schemas.openxmlformats.org/officeDocument/2006/relationships" xmlns:m="http://schemas.openxmlformats.org/officeDocument/2006/math" xmlns:v="urn:schemas-microsoft-com:vml" xmlns:wp14="http://schemas.microsoft.com/office/word/2010/wordprocessingDrawing" xmlns:wp="http://schemas.openxmlformats.org/drawingml/2006/wordprocessingDrawing" xmlns:w10="urn:schemas-microsoft-com:office:word" xmlns:w="http://schemas.openxmlformats.org/wordprocessingml/2006/main" xmlns:w14="http://schemas.microsoft.com/office/word/2010/wordml" xmlns:w15="http://schemas.microsoft.com/office/word/2012/wordml" xmlns:w16cex="http://schemas.microsoft.com/office/word/2018/wordml/cex" xmlns:w16cid="http://schemas.microsoft.com/office/word/2016/wordml/cid" xmlns:w16="http://schemas.microsoft.com/office/word/2018/wordml" xmlns:w16du="http://schemas.microsoft.com/office/word/2023/wordml/word16du" xmlns:w16sdtdh="http://schemas.microsoft.com/office/word/2020/wordml/sdtdatahash" xmlns:w16sdtfl="http://schemas.microsoft.com/office/word/2024/wordml/sdtformatlock" xmlns:w16se="http://schemas.microsoft.com/office/word/2015/wordml/symex" xmlns:wpg="http://schemas.microsoft.com/office/word/2010/wordprocessingGroup" xmlns:wpi="http://schemas.microsoft.com/office/word/2010/wordprocessingInk" xmlns:wne="http://schemas.microsoft.com/office/word/2006/wordml" xmlns:wps="http://schemas.microsoft.com/office/word/2010/wordprocessingShape" mc:Ignorable="w14 w15 w16se w16cid w16 w16cex w16sdtdh w16sdtfl w16du wp14">
+  <w:endnote w:type="separator" w:id="-1">
+    <w:p>
+      <w:pPr>
+        <w:spacing w:after="0" w:line="240" w:lineRule="auto"/>
+      </w:pPr>
+      <w:r>
+        <w:separator/>
+      </w:r>
+    </w:p>
+  </w:endnote>
+  <w:endnote w:type="continuationSeparator" w:id="0">
+    <w:p>
+      <w:pPr>
+        <w:spacing w:after="0" w:line="240" w:lineRule="auto"/>
+      </w:pPr>
+      <w:r>
+        <w:continuationSeparator/>
+      </w:r>
+    </w:p>
+  </w:endnote>
+</w:endnotes>
+</file>
+
+<file path=word/footnotes.xml><?xml version="1.0" encoding="utf-8"?>
+<w:footnotes xmlns:wpc="http://schemas.microsoft.com/office/word/2010/wordprocessingCanvas" xmlns:cx="http://schemas.microsoft.com/office/drawing/2014/chartex" xmlns:cx1="http://schemas.microsoft.com/office/drawing/2015/9/8/chartex" xmlns:cx2="http://schemas.microsoft.com/office/drawing/2015/10/21/chartex" xmlns:cx3="http://schemas.microsoft.com/office/drawing/2016/5/9/chartex" xmlns:cx4="http://schemas.microsoft.com/office/drawing/2016/5/10/chartex" xmlns:cx5="http://schemas.microsoft.com/office/drawing/2016/5/11/chartex" xmlns:cx6="http://schemas.microsoft.com/office/drawing/2016/5/12/chartex" xmlns:cx7="http://schemas.microsoft.com/office/drawing/2016/5/13/chartex" xmlns:cx8="http://schemas.microsoft.com/office/drawing/2016/5/14/chartex" xmlns:mc="http://schemas.openxmlformats.org/markup-compatibility/2006" xmlns:aink="http://schemas.microsoft.com/office/drawing/2016/ink" xmlns:am3d="http://schemas.microsoft.com/office/drawing/2017/model3d" xmlns:o="urn:schemas-microsoft-com:office:office" xmlns:oel="http://schemas.microsoft.com/office/2019/extlst" xmlns:r="http://schemas.openxmlformats.org/officeDocument/2006/relationships" xmlns:m="http://schemas.openxmlformats.org/officeDocument/2006/math" xmlns:v="urn:schemas-microsoft-com:vml" xmlns:wp14="http://schemas.microsoft.com/office/word/2010/wordprocessingDrawing" xmlns:wp="http://schemas.openxmlformats.org/drawingml/2006/wordprocessingDrawing" xmlns:w10="urn:schemas-microsoft-com:office:word" xmlns:w="http://schemas.openxmlformats.org/wordprocessingml/2006/main" xmlns:w14="http://schemas.microsoft.com/office/word/2010/wordml" xmlns:w15="http://schemas.microsoft.com/office/word/2012/wordml" xmlns:w16cex="http://schemas.microsoft.com/office/word/2018/wordml/cex" xmlns:w16cid="http://schemas.microsoft.com/office/word/2016/wordml/cid" xmlns:w16="http://schemas.microsoft.com/office/word/2018/wordml" xmlns:w16du="http://schemas.microsoft.com/office/word/2023/wordml/word16du" xmlns:w16sdtdh="http://schemas.microsoft.com/office/word/2020/wordml/sdtdatahash" xmlns:w16sdtfl="http://schemas.microsoft.com/office/word/2024/wordml/sdtformatlock" xmlns:w16se="http://schemas.microsoft.com/office/word/2015/wordml/symex" xmlns:wpg="http://schemas.microsoft.com/office/word/2010/wordprocessingGroup" xmlns:wpi="http://schemas.microsoft.com/office/word/2010/wordprocessingInk" xmlns:wne="http://schemas.microsoft.com/office/word/2006/wordml" xmlns:wps="http://schemas.microsoft.com/office/word/2010/wordprocessingShape" mc:Ignorable="w14 w15 w16se w16cid w16 w16cex w16sdtdh w16sdtfl w16du wp14">
+  <w:footnote w:type="separator" w:id="-1">
+    <w:p>
+      <w:pPr>
+        <w:spacing w:after="0" w:line="240" w:lineRule="auto"/>
+      </w:pPr>
+      <w:r>
+        <w:separator/>
+      </w:r>
+    </w:p>
+  </w:footnote>
+  <w:footnote w:type="continuationSeparator" w:id="0">
+    <w:p>
+      <w:pPr>
+        <w:spacing w:after="0" w:line="240" w:lineRule="auto"/>
+      </w:pPr>
+      <w:r>
+        <w:continuationSeparator/>
+      </w:r>
+    </w:p>
+  </w:footnote>
+</w:footnotes>
 </file>
 
 <file path=word/styles.xml><?xml version="1.0" encoding="utf-8"?>
@@ -1254,6 +1361,50 @@
       </w:tblBorders>
     </w:tblPr>
   </w:style>
+  <w:style w:type="paragraph" w:styleId="Header">
+    <w:name w:val="header"/>
+    <w:basedOn w:val="Normal"/>
+    <w:link w:val="HeaderChar"/>
+    <w:uiPriority w:val="99"/>
+    <w:unhideWhenUsed/>
+    <w:rsid w:val="00556A0B"/>
+    <w:pPr>
+      <w:tabs>
+        <w:tab w:val="center" w:pos="4680"/>
+        <w:tab w:val="right" w:pos="9360"/>
+      </w:tabs>
+      <w:spacing w:after="0" w:line="240" w:lineRule="auto"/>
+    </w:pPr>
+  </w:style>
+  <w:style w:type="character" w:customStyle="1" w:styleId="HeaderChar">
+    <w:name w:val="Header Char"/>
+    <w:basedOn w:val="DefaultParagraphFont"/>
+    <w:link w:val="Header"/>
+    <w:uiPriority w:val="99"/>
+    <w:rsid w:val="00556A0B"/>
+  </w:style>
+  <w:style w:type="paragraph" w:styleId="Footer">
+    <w:name w:val="footer"/>
+    <w:basedOn w:val="Normal"/>
+    <w:link w:val="FooterChar"/>
+    <w:uiPriority w:val="99"/>
+    <w:unhideWhenUsed/>
+    <w:rsid w:val="00556A0B"/>
+    <w:pPr>
+      <w:tabs>
+        <w:tab w:val="center" w:pos="4680"/>
+        <w:tab w:val="right" w:pos="9360"/>
+      </w:tabs>
+      <w:spacing w:after="0" w:line="240" w:lineRule="auto"/>
+    </w:pPr>
+  </w:style>
+  <w:style w:type="character" w:customStyle="1" w:styleId="FooterChar">
+    <w:name w:val="Footer Char"/>
+    <w:basedOn w:val="DefaultParagraphFont"/>
+    <w:link w:val="Footer"/>
+    <w:uiPriority w:val="99"/>
+    <w:rsid w:val="00556A0B"/>
+  </w:style>
 </w:styles>
 </file>
 

--- a/Documentation28448/Comparison.docx
+++ b/Documentation28448/Comparison.docx
@@ -371,6 +371,11 @@
       </w:tr>
     </w:tbl>
     <w:p/>
+    <w:p>
+      <w:r>
+        <w:t>For this project we picked MySQL</w:t>
+      </w:r>
+    </w:p>
     <w:sectPr>
       <w:pgSz w:w="12240" w:h="15840"/>
       <w:pgMar w:top="1440" w:right="1440" w:bottom="1440" w:left="1440" w:header="720" w:footer="720" w:gutter="0"/>
